--- a/output/tables/validation/tS5_censo_luna_haiku.docx
+++ b/output/tables/validation/tS5_censo_luna_haiku.docx
@@ -65,11 +65,11 @@
         <w:tblLook w:firstRow="1" w:lastRow="0" w:firstColumn="0" w:lastColumn="0" w:noHBand="0" w:noVBand="1"/>
       </w:tblPr>
       <w:tblGrid>
-        <w:gridCol w:w="1277"/>
-        <w:gridCol w:w="1805"/>
-        <w:gridCol w:w="1938"/>
-        <w:gridCol w:w="1818"/>
-        <w:gridCol w:w="1911"/>
+        <w:gridCol w:w="1133"/>
+        <w:gridCol w:w="1661"/>
+        <w:gridCol w:w="1794"/>
+        <w:gridCol w:w="1674"/>
+        <w:gridCol w:w="1767"/>
       </w:tblGrid>
       <w:tr>
         <w:trPr>
